--- a/Shopsphere-docs.docx
+++ b/Shopsphere-docs.docx
@@ -42,24 +42,28 @@
       <w:r>
         <w:t xml:space="preserve"> Code: </w:t>
       </w:r>
-    </w:p>
-    <w:p>
-      <w:pPr>
-        <w:pStyle w:val="NoSpacing"/>
-      </w:pPr>
-    </w:p>
-    <w:p>
-      <w:pPr>
-        <w:pStyle w:val="NoSpacing"/>
-      </w:pPr>
-      <w:r>
-        <w:t>Implementation:</w:t>
-      </w:r>
-    </w:p>
-    <w:p>
-      <w:pPr>
-        <w:pStyle w:val="NoSpacing"/>
-      </w:pPr>
+      <w:r>
+        <w:t>https://github.com/Sameer138/Kubernetes_ShopSphere</w:t>
+      </w:r>
+    </w:p>
+    <w:p>
+      <w:pPr>
+        <w:pStyle w:val="NoSpacing"/>
+      </w:pPr>
+    </w:p>
+    <w:p>
+      <w:pPr>
+        <w:pStyle w:val="NoSpacing"/>
+      </w:pPr>
+      <w:r>
+        <w:rPr>
+          <w:b/>
+        </w:rPr>
+        <w:t>Implementation</w:t>
+      </w:r>
+      <w:r>
+        <w:t>:</w:t>
+      </w:r>
     </w:p>
     <w:p>
       <w:pPr>
@@ -96,21 +100,1750 @@
     <w:p>
       <w:pPr>
         <w:pStyle w:val="NoSpacing"/>
+      </w:pPr>
+    </w:p>
+    <w:p>
+      <w:pPr>
+        <w:pStyle w:val="NoSpacing"/>
+      </w:pPr>
+      <w:r>
+        <w:rPr>
+          <w:b/>
+        </w:rPr>
+        <w:t>Backend</w:t>
+      </w:r>
+      <w:r>
+        <w:t>:</w:t>
+      </w:r>
+    </w:p>
+    <w:p>
+      <w:pPr>
+        <w:pStyle w:val="NoSpacing"/>
         <w:numPr>
           <w:ilvl w:val="0"/>
-          <w:numId w:val="1"/>
+          <w:numId w:val="2"/>
         </w:numPr>
       </w:pPr>
-    </w:p>
-    <w:p>
-      <w:pPr>
-        <w:pStyle w:val="NoSpacing"/>
-      </w:pPr>
-    </w:p>
-    <w:p>
-      <w:pPr>
-        <w:pStyle w:val="NoSpacing"/>
-      </w:pPr>
+      <w:r>
+        <w:t xml:space="preserve">Install all the requirement using pip -&gt; pip install --no-cache-dir –r requirements.txt </w:t>
+      </w:r>
+    </w:p>
+    <w:p>
+      <w:pPr>
+        <w:pStyle w:val="NoSpacing"/>
+        <w:numPr>
+          <w:ilvl w:val="0"/>
+          <w:numId w:val="2"/>
+        </w:numPr>
+      </w:pPr>
+      <w:r>
+        <w:t xml:space="preserve">main.py, requirements.txt and </w:t>
+      </w:r>
+      <w:proofErr w:type="spellStart"/>
+      <w:r>
+        <w:t>Dockerfile</w:t>
+      </w:r>
+      <w:proofErr w:type="spellEnd"/>
+      <w:r>
+        <w:t xml:space="preserve"> remains the same </w:t>
+      </w:r>
+    </w:p>
+    <w:p>
+      <w:pPr>
+        <w:pStyle w:val="NoSpacing"/>
+        <w:numPr>
+          <w:ilvl w:val="0"/>
+          <w:numId w:val="2"/>
+        </w:numPr>
+      </w:pPr>
+      <w:r>
+        <w:t>Build the image. In this case I used the name as shop-backend</w:t>
+      </w:r>
+      <w:proofErr w:type="gramStart"/>
+      <w:r>
+        <w:t>:v1</w:t>
+      </w:r>
+      <w:proofErr w:type="gramEnd"/>
+      <w:r>
+        <w:t>.</w:t>
+      </w:r>
+    </w:p>
+    <w:p>
+      <w:pPr>
+        <w:pStyle w:val="NoSpacing"/>
+        <w:numPr>
+          <w:ilvl w:val="0"/>
+          <w:numId w:val="2"/>
+        </w:numPr>
+      </w:pPr>
+      <w:r>
+        <w:t>Run a container and test the application from backend using the port 8000.</w:t>
+      </w:r>
+    </w:p>
+    <w:p>
+      <w:pPr>
+        <w:pStyle w:val="NoSpacing"/>
+      </w:pPr>
+    </w:p>
+    <w:p>
+      <w:pPr>
+        <w:pStyle w:val="NoSpacing"/>
+      </w:pPr>
+      <w:r>
+        <w:rPr>
+          <w:b/>
+        </w:rPr>
+        <w:t>Frontend</w:t>
+      </w:r>
+      <w:r>
+        <w:t>:</w:t>
+      </w:r>
+    </w:p>
+    <w:p>
+      <w:pPr>
+        <w:pStyle w:val="NoSpacing"/>
+        <w:numPr>
+          <w:ilvl w:val="0"/>
+          <w:numId w:val="3"/>
+        </w:numPr>
+      </w:pPr>
+      <w:r>
+        <w:t xml:space="preserve">app.js, index.html and </w:t>
+      </w:r>
+      <w:proofErr w:type="spellStart"/>
+      <w:r>
+        <w:t>Dockerfile</w:t>
+      </w:r>
+      <w:proofErr w:type="spellEnd"/>
+      <w:r>
+        <w:t xml:space="preserve"> </w:t>
+      </w:r>
+      <w:proofErr w:type="gramStart"/>
+      <w:r>
+        <w:t>remains</w:t>
+      </w:r>
+      <w:proofErr w:type="gramEnd"/>
+      <w:r>
+        <w:t xml:space="preserve"> the same.</w:t>
+      </w:r>
+    </w:p>
+    <w:p>
+      <w:pPr>
+        <w:pStyle w:val="NoSpacing"/>
+        <w:numPr>
+          <w:ilvl w:val="0"/>
+          <w:numId w:val="3"/>
+        </w:numPr>
+      </w:pPr>
+      <w:r>
+        <w:t xml:space="preserve">Make sure that the </w:t>
+      </w:r>
+      <w:proofErr w:type="spellStart"/>
+      <w:r>
+        <w:t>nginx.conf</w:t>
+      </w:r>
+      <w:proofErr w:type="spellEnd"/>
+      <w:r>
+        <w:t xml:space="preserve"> file should match the Backend-service name that you give in </w:t>
+      </w:r>
+      <w:proofErr w:type="spellStart"/>
+      <w:r>
+        <w:t>kubernetes</w:t>
+      </w:r>
+      <w:proofErr w:type="spellEnd"/>
+      <w:r>
+        <w:t xml:space="preserve"> service name. Name should be the same. [</w:t>
+      </w:r>
+      <w:r>
+        <w:rPr>
+          <w:b/>
+        </w:rPr>
+        <w:t>http://backend-service:8000</w:t>
+      </w:r>
+      <w:r>
+        <w:t>;</w:t>
+      </w:r>
+      <w:r>
+        <w:t>]</w:t>
+      </w:r>
+    </w:p>
+    <w:p>
+      <w:pPr>
+        <w:pStyle w:val="NoSpacing"/>
+        <w:numPr>
+          <w:ilvl w:val="0"/>
+          <w:numId w:val="3"/>
+        </w:numPr>
+      </w:pPr>
+      <w:r>
+        <w:t>Build the image. In this case I used the name as shop-</w:t>
+      </w:r>
+      <w:r>
+        <w:t>frontend</w:t>
+      </w:r>
+      <w:proofErr w:type="gramStart"/>
+      <w:r>
+        <w:t>:v1</w:t>
+      </w:r>
+      <w:proofErr w:type="gramEnd"/>
+      <w:r>
+        <w:t>.</w:t>
+      </w:r>
+    </w:p>
+    <w:p>
+      <w:pPr>
+        <w:pStyle w:val="NoSpacing"/>
+        <w:numPr>
+          <w:ilvl w:val="0"/>
+          <w:numId w:val="3"/>
+        </w:numPr>
+      </w:pPr>
+      <w:r>
+        <w:t xml:space="preserve">Run a container and test the application </w:t>
+      </w:r>
+      <w:r>
+        <w:t>from backend using the port 80</w:t>
+      </w:r>
+    </w:p>
+    <w:p>
+      <w:pPr>
+        <w:pStyle w:val="NoSpacing"/>
+      </w:pPr>
+    </w:p>
+    <w:p>
+      <w:pPr>
+        <w:pStyle w:val="NoSpacing"/>
+      </w:pPr>
+      <w:r>
+        <w:rPr>
+          <w:b/>
+        </w:rPr>
+        <w:t>Load Image to Kind</w:t>
+      </w:r>
+      <w:r>
+        <w:t xml:space="preserve"> – kind load </w:t>
+      </w:r>
+      <w:proofErr w:type="spellStart"/>
+      <w:r>
+        <w:t>docker</w:t>
+      </w:r>
+      <w:proofErr w:type="spellEnd"/>
+      <w:r>
+        <w:t>-image &lt;image-</w:t>
+      </w:r>
+      <w:proofErr w:type="spellStart"/>
+      <w:r>
+        <w:t>name</w:t>
+      </w:r>
+      <w:proofErr w:type="gramStart"/>
+      <w:r>
+        <w:t>:version</w:t>
+      </w:r>
+      <w:proofErr w:type="spellEnd"/>
+      <w:proofErr w:type="gramEnd"/>
+      <w:r>
+        <w:t>&gt; --name k8s-lab</w:t>
+      </w:r>
+    </w:p>
+    <w:p>
+      <w:pPr>
+        <w:pStyle w:val="NoSpacing"/>
+      </w:pPr>
+    </w:p>
+    <w:p>
+      <w:pPr>
+        <w:pStyle w:val="NoSpacing"/>
+      </w:pPr>
+      <w:proofErr w:type="spellStart"/>
+      <w:r>
+        <w:rPr>
+          <w:b/>
+        </w:rPr>
+        <w:t>Kubernetes</w:t>
+      </w:r>
+      <w:proofErr w:type="spellEnd"/>
+      <w:r>
+        <w:t>:</w:t>
+      </w:r>
+    </w:p>
+    <w:p>
+      <w:pPr>
+        <w:pStyle w:val="NoSpacing"/>
+        <w:numPr>
+          <w:ilvl w:val="0"/>
+          <w:numId w:val="4"/>
+        </w:numPr>
+      </w:pPr>
+      <w:r>
+        <w:t xml:space="preserve">The flow should be   namespace </w:t>
+      </w:r>
+      <w:r>
+        <w:sym w:font="Wingdings" w:char="F0E0"/>
+      </w:r>
+      <w:r>
+        <w:t xml:space="preserve"> </w:t>
+      </w:r>
+      <w:proofErr w:type="spellStart"/>
+      <w:r>
+        <w:t>configmap</w:t>
+      </w:r>
+      <w:proofErr w:type="spellEnd"/>
+      <w:r>
+        <w:t xml:space="preserve"> </w:t>
+      </w:r>
+      <w:r>
+        <w:sym w:font="Wingdings" w:char="F0E0"/>
+      </w:r>
+      <w:r>
+        <w:t xml:space="preserve"> Secrets </w:t>
+      </w:r>
+      <w:r>
+        <w:sym w:font="Wingdings" w:char="F0E0"/>
+      </w:r>
+      <w:r>
+        <w:t xml:space="preserve"> </w:t>
+      </w:r>
+      <w:proofErr w:type="spellStart"/>
+      <w:r>
+        <w:t>pv</w:t>
+      </w:r>
+      <w:proofErr w:type="spellEnd"/>
+      <w:r>
+        <w:t xml:space="preserve"> </w:t>
+      </w:r>
+      <w:r>
+        <w:sym w:font="Wingdings" w:char="F0E0"/>
+      </w:r>
+      <w:r>
+        <w:t xml:space="preserve"> </w:t>
+      </w:r>
+      <w:proofErr w:type="spellStart"/>
+      <w:r>
+        <w:t>pvc</w:t>
+      </w:r>
+      <w:proofErr w:type="spellEnd"/>
+      <w:r>
+        <w:t xml:space="preserve"> </w:t>
+      </w:r>
+      <w:r>
+        <w:sym w:font="Wingdings" w:char="F0E0"/>
+      </w:r>
+      <w:r>
+        <w:t xml:space="preserve"> Database </w:t>
+      </w:r>
+      <w:r>
+        <w:sym w:font="Wingdings" w:char="F0E0"/>
+      </w:r>
+      <w:r>
+        <w:t xml:space="preserve"> </w:t>
+      </w:r>
+      <w:proofErr w:type="spellStart"/>
+      <w:r>
+        <w:t>redis</w:t>
+      </w:r>
+      <w:proofErr w:type="spellEnd"/>
+      <w:r>
+        <w:t xml:space="preserve"> </w:t>
+      </w:r>
+      <w:r>
+        <w:sym w:font="Wingdings" w:char="F0E0"/>
+      </w:r>
+      <w:r>
+        <w:t xml:space="preserve"> Backend </w:t>
+      </w:r>
+      <w:r>
+        <w:sym w:font="Wingdings" w:char="F0E0"/>
+      </w:r>
+      <w:r>
+        <w:t xml:space="preserve"> Frontend </w:t>
+      </w:r>
+      <w:r>
+        <w:sym w:font="Wingdings" w:char="F0E0"/>
+      </w:r>
+      <w:r>
+        <w:t xml:space="preserve"> Ingress</w:t>
+      </w:r>
+    </w:p>
+    <w:p>
+      <w:pPr>
+        <w:pStyle w:val="NoSpacing"/>
+        <w:numPr>
+          <w:ilvl w:val="0"/>
+          <w:numId w:val="4"/>
+        </w:numPr>
+      </w:pPr>
+      <w:r>
+        <w:t xml:space="preserve">Inside Backend, the flow should be </w:t>
+      </w:r>
+      <w:proofErr w:type="spellStart"/>
+      <w:r>
+        <w:t>configmaps</w:t>
+      </w:r>
+      <w:proofErr w:type="spellEnd"/>
+      <w:r>
+        <w:t xml:space="preserve"> </w:t>
+      </w:r>
+      <w:r>
+        <w:sym w:font="Wingdings" w:char="F0E0"/>
+      </w:r>
+      <w:r>
+        <w:t xml:space="preserve"> secrets </w:t>
+      </w:r>
+      <w:r>
+        <w:sym w:font="Wingdings" w:char="F0E0"/>
+      </w:r>
+      <w:r>
+        <w:t xml:space="preserve"> </w:t>
+      </w:r>
+      <w:proofErr w:type="spellStart"/>
+      <w:r>
+        <w:t>pv</w:t>
+      </w:r>
+      <w:proofErr w:type="spellEnd"/>
+      <w:r>
+        <w:t xml:space="preserve"> </w:t>
+      </w:r>
+      <w:r>
+        <w:sym w:font="Wingdings" w:char="F0E0"/>
+      </w:r>
+      <w:r>
+        <w:t xml:space="preserve"> </w:t>
+      </w:r>
+      <w:proofErr w:type="spellStart"/>
+      <w:r>
+        <w:t>pvc</w:t>
+      </w:r>
+      <w:proofErr w:type="spellEnd"/>
+      <w:r>
+        <w:t xml:space="preserve"> Deployment </w:t>
+      </w:r>
+      <w:r>
+        <w:sym w:font="Wingdings" w:char="F0E0"/>
+      </w:r>
+      <w:r>
+        <w:t xml:space="preserve"> Services</w:t>
+      </w:r>
+    </w:p>
+    <w:p>
+      <w:pPr>
+        <w:pStyle w:val="NoSpacing"/>
+        <w:numPr>
+          <w:ilvl w:val="0"/>
+          <w:numId w:val="4"/>
+        </w:numPr>
+      </w:pPr>
+      <w:r>
+        <w:t xml:space="preserve">Write all the </w:t>
+      </w:r>
+      <w:proofErr w:type="spellStart"/>
+      <w:r>
+        <w:t>yaml</w:t>
+      </w:r>
+      <w:proofErr w:type="spellEnd"/>
+      <w:r>
+        <w:t xml:space="preserve"> files and execute the below commands.</w:t>
+      </w:r>
+    </w:p>
+    <w:p>
+      <w:pPr>
+        <w:pStyle w:val="NoSpacing"/>
+        <w:ind w:left="720"/>
+      </w:pPr>
+      <w:r>
+        <w:t xml:space="preserve">Command - </w:t>
+      </w:r>
+      <w:proofErr w:type="spellStart"/>
+      <w:r>
+        <w:rPr>
+          <w:b/>
+        </w:rPr>
+        <w:t>kubectl</w:t>
+      </w:r>
+      <w:proofErr w:type="spellEnd"/>
+      <w:r>
+        <w:rPr>
+          <w:b/>
+        </w:rPr>
+        <w:t xml:space="preserve"> apply -f </w:t>
+      </w:r>
+      <w:proofErr w:type="spellStart"/>
+      <w:r>
+        <w:rPr>
+          <w:b/>
+        </w:rPr>
+        <w:t>file.yaml</w:t>
+      </w:r>
+      <w:proofErr w:type="spellEnd"/>
+    </w:p>
+    <w:p>
+      <w:pPr>
+        <w:pStyle w:val="NoSpacing"/>
+        <w:numPr>
+          <w:ilvl w:val="0"/>
+          <w:numId w:val="4"/>
+        </w:numPr>
+      </w:pPr>
+      <w:r>
+        <w:t xml:space="preserve">Make sure all the volumes, </w:t>
+      </w:r>
+      <w:proofErr w:type="spellStart"/>
+      <w:r>
+        <w:t>volumesClaims</w:t>
+      </w:r>
+      <w:proofErr w:type="spellEnd"/>
+      <w:r>
+        <w:t>, Services, Endpoints, Pods, Deployments are running</w:t>
+      </w:r>
+    </w:p>
+    <w:p>
+      <w:pPr>
+        <w:pStyle w:val="NoSpacing"/>
+      </w:pPr>
+    </w:p>
+    <w:p>
+      <w:pPr>
+        <w:pStyle w:val="NoSpacing"/>
+      </w:pPr>
+      <w:r>
+        <w:rPr>
+          <w:b/>
+        </w:rPr>
+        <w:t>Validation</w:t>
+      </w:r>
+      <w:r>
+        <w:t>:</w:t>
+      </w:r>
+    </w:p>
+    <w:p>
+      <w:pPr>
+        <w:pStyle w:val="NoSpacing"/>
+      </w:pPr>
+    </w:p>
+    <w:p>
+      <w:pPr>
+        <w:pStyle w:val="NoSpacing"/>
+      </w:pPr>
+      <w:proofErr w:type="spellStart"/>
+      <w:r>
+        <w:t>Postgess</w:t>
+      </w:r>
+      <w:proofErr w:type="spellEnd"/>
+      <w:r>
+        <w:t>:</w:t>
+      </w:r>
+    </w:p>
+    <w:p>
+      <w:pPr>
+        <w:pStyle w:val="NoSpacing"/>
+        <w:numPr>
+          <w:ilvl w:val="0"/>
+          <w:numId w:val="7"/>
+        </w:numPr>
+      </w:pPr>
+      <w:r>
+        <w:t xml:space="preserve">Login to </w:t>
+      </w:r>
+      <w:proofErr w:type="spellStart"/>
+      <w:r>
+        <w:t>Postgress</w:t>
+      </w:r>
+      <w:proofErr w:type="spellEnd"/>
+      <w:r>
+        <w:t xml:space="preserve"> pod and execute the below commands</w:t>
+      </w:r>
+    </w:p>
+    <w:p>
+      <w:pPr>
+        <w:pStyle w:val="NoSpacing"/>
+        <w:ind w:left="720"/>
+      </w:pPr>
+      <w:proofErr w:type="spellStart"/>
+      <w:r>
+        <w:rPr>
+          <w:b/>
+        </w:rPr>
+        <w:t>Cmd</w:t>
+      </w:r>
+      <w:proofErr w:type="spellEnd"/>
+      <w:r>
+        <w:t xml:space="preserve"> - </w:t>
+      </w:r>
+      <w:proofErr w:type="spellStart"/>
+      <w:r>
+        <w:t>kubectl</w:t>
+      </w:r>
+      <w:proofErr w:type="spellEnd"/>
+      <w:r>
+        <w:t xml:space="preserve"> exec -it postgres-77d794d89c-4f5w7 -n </w:t>
+      </w:r>
+      <w:proofErr w:type="spellStart"/>
+      <w:r>
+        <w:t>shopsphere</w:t>
+      </w:r>
+      <w:proofErr w:type="spellEnd"/>
+      <w:r>
+        <w:t xml:space="preserve"> </w:t>
+      </w:r>
+      <w:r>
+        <w:t>–</w:t>
+      </w:r>
+      <w:r>
+        <w:t xml:space="preserve"> </w:t>
+      </w:r>
+      <w:proofErr w:type="spellStart"/>
+      <w:r>
+        <w:t>sh</w:t>
+      </w:r>
+      <w:proofErr w:type="spellEnd"/>
+    </w:p>
+    <w:p>
+      <w:pPr>
+        <w:pStyle w:val="NoSpacing"/>
+        <w:ind w:left="720"/>
+      </w:pPr>
+      <w:r>
+        <w:t xml:space="preserve"> </w:t>
+      </w:r>
+      <w:r>
+        <w:tab/>
+      </w:r>
+      <w:proofErr w:type="spellStart"/>
+      <w:proofErr w:type="gramStart"/>
+      <w:r>
+        <w:t>psql</w:t>
+      </w:r>
+      <w:proofErr w:type="spellEnd"/>
+      <w:r>
+        <w:t xml:space="preserve">  -</w:t>
+      </w:r>
+      <w:proofErr w:type="gramEnd"/>
+      <w:r>
+        <w:t xml:space="preserve">U </w:t>
+      </w:r>
+      <w:proofErr w:type="spellStart"/>
+      <w:r>
+        <w:t>shopsphere</w:t>
+      </w:r>
+      <w:proofErr w:type="spellEnd"/>
+      <w:r>
+        <w:t xml:space="preserve"> -d </w:t>
+      </w:r>
+      <w:proofErr w:type="spellStart"/>
+      <w:r>
+        <w:t>shopsphere</w:t>
+      </w:r>
+      <w:proofErr w:type="spellEnd"/>
+    </w:p>
+    <w:p>
+      <w:pPr>
+        <w:pStyle w:val="NoSpacing"/>
+        <w:numPr>
+          <w:ilvl w:val="0"/>
+          <w:numId w:val="7"/>
+        </w:numPr>
+      </w:pPr>
+      <w:r>
+        <w:t>Create Tables</w:t>
+      </w:r>
+    </w:p>
+    <w:p>
+      <w:pPr>
+        <w:pStyle w:val="NoSpacing"/>
+        <w:ind w:left="720"/>
+      </w:pPr>
+      <w:proofErr w:type="spellStart"/>
+      <w:r>
+        <w:rPr>
+          <w:b/>
+        </w:rPr>
+        <w:t>Cmd</w:t>
+      </w:r>
+      <w:proofErr w:type="spellEnd"/>
+      <w:r>
+        <w:t xml:space="preserve"> </w:t>
+      </w:r>
+      <w:r>
+        <w:t>–</w:t>
+      </w:r>
+      <w:r>
+        <w:t xml:space="preserve"> </w:t>
+      </w:r>
+    </w:p>
+    <w:p>
+      <w:pPr>
+        <w:pStyle w:val="NoSpacing"/>
+        <w:ind w:left="720"/>
+      </w:pPr>
+      <w:r>
+        <w:t>CREATE TABLE products (</w:t>
+      </w:r>
+    </w:p>
+    <w:p>
+      <w:pPr>
+        <w:pStyle w:val="NoSpacing"/>
+        <w:ind w:left="720"/>
+      </w:pPr>
+      <w:r>
+        <w:t xml:space="preserve">    </w:t>
+      </w:r>
+      <w:proofErr w:type="gramStart"/>
+      <w:r>
+        <w:t>id</w:t>
+      </w:r>
+      <w:proofErr w:type="gramEnd"/>
+      <w:r>
+        <w:t xml:space="preserve"> SERIAL PRIMARY KEY,</w:t>
+      </w:r>
+    </w:p>
+    <w:p>
+      <w:pPr>
+        <w:pStyle w:val="NoSpacing"/>
+        <w:ind w:left="720"/>
+      </w:pPr>
+      <w:r>
+        <w:t xml:space="preserve">    </w:t>
+      </w:r>
+      <w:proofErr w:type="gramStart"/>
+      <w:r>
+        <w:t>name</w:t>
+      </w:r>
+      <w:proofErr w:type="gramEnd"/>
+      <w:r>
+        <w:t xml:space="preserve"> VARCHAR(100) NOT NULL,</w:t>
+      </w:r>
+    </w:p>
+    <w:p>
+      <w:pPr>
+        <w:pStyle w:val="NoSpacing"/>
+        <w:ind w:left="720"/>
+      </w:pPr>
+      <w:r>
+        <w:t xml:space="preserve">    </w:t>
+      </w:r>
+      <w:proofErr w:type="gramStart"/>
+      <w:r>
+        <w:t>price</w:t>
+      </w:r>
+      <w:proofErr w:type="gramEnd"/>
+      <w:r>
+        <w:t xml:space="preserve"> NUMERIC(10,2) NOT NULL,</w:t>
+      </w:r>
+    </w:p>
+    <w:p>
+      <w:pPr>
+        <w:pStyle w:val="NoSpacing"/>
+        <w:ind w:left="720"/>
+      </w:pPr>
+      <w:r>
+        <w:t xml:space="preserve">    </w:t>
+      </w:r>
+      <w:proofErr w:type="gramStart"/>
+      <w:r>
+        <w:t>description</w:t>
+      </w:r>
+      <w:proofErr w:type="gramEnd"/>
+      <w:r>
+        <w:t xml:space="preserve"> TEXT</w:t>
+      </w:r>
+    </w:p>
+    <w:p>
+      <w:pPr>
+        <w:pStyle w:val="NoSpacing"/>
+        <w:ind w:left="720"/>
+      </w:pPr>
+      <w:r>
+        <w:t>);</w:t>
+      </w:r>
+    </w:p>
+    <w:p>
+      <w:pPr>
+        <w:pStyle w:val="NoSpacing"/>
+        <w:ind w:left="720"/>
+      </w:pPr>
+    </w:p>
+    <w:p>
+      <w:pPr>
+        <w:pStyle w:val="NoSpacing"/>
+        <w:ind w:left="720"/>
+      </w:pPr>
+    </w:p>
+    <w:p>
+      <w:pPr>
+        <w:pStyle w:val="NoSpacing"/>
+        <w:ind w:left="720"/>
+      </w:pPr>
+      <w:r>
+        <w:lastRenderedPageBreak/>
+        <w:t>CREATE TABLE orders (</w:t>
+      </w:r>
+    </w:p>
+    <w:p>
+      <w:pPr>
+        <w:pStyle w:val="NoSpacing"/>
+        <w:ind w:left="720"/>
+      </w:pPr>
+      <w:r>
+        <w:t xml:space="preserve">    </w:t>
+      </w:r>
+      <w:proofErr w:type="gramStart"/>
+      <w:r>
+        <w:t>id</w:t>
+      </w:r>
+      <w:proofErr w:type="gramEnd"/>
+      <w:r>
+        <w:t xml:space="preserve"> SERIAL PRIMARY KEY,</w:t>
+      </w:r>
+    </w:p>
+    <w:p>
+      <w:pPr>
+        <w:pStyle w:val="NoSpacing"/>
+        <w:ind w:left="720"/>
+      </w:pPr>
+      <w:r>
+        <w:t xml:space="preserve">    </w:t>
+      </w:r>
+      <w:proofErr w:type="spellStart"/>
+      <w:proofErr w:type="gramStart"/>
+      <w:r>
+        <w:t>product_id</w:t>
+      </w:r>
+      <w:proofErr w:type="spellEnd"/>
+      <w:proofErr w:type="gramEnd"/>
+      <w:r>
+        <w:t xml:space="preserve"> INTEGER NOT NULL</w:t>
+      </w:r>
+    </w:p>
+    <w:p>
+      <w:pPr>
+        <w:pStyle w:val="NoSpacing"/>
+        <w:ind w:left="720"/>
+      </w:pPr>
+      <w:r>
+        <w:t xml:space="preserve">        REFERENCES </w:t>
+      </w:r>
+      <w:proofErr w:type="gramStart"/>
+      <w:r>
+        <w:t>products(</w:t>
+      </w:r>
+      <w:proofErr w:type="gramEnd"/>
+      <w:r>
+        <w:t>id),</w:t>
+      </w:r>
+    </w:p>
+    <w:p>
+      <w:pPr>
+        <w:pStyle w:val="NoSpacing"/>
+        <w:ind w:left="720"/>
+      </w:pPr>
+      <w:r>
+        <w:t xml:space="preserve">    </w:t>
+      </w:r>
+      <w:proofErr w:type="gramStart"/>
+      <w:r>
+        <w:t>quantity</w:t>
+      </w:r>
+      <w:proofErr w:type="gramEnd"/>
+      <w:r>
+        <w:t xml:space="preserve"> INTEGER NOT NULL,</w:t>
+      </w:r>
+    </w:p>
+    <w:p>
+      <w:pPr>
+        <w:pStyle w:val="NoSpacing"/>
+        <w:ind w:left="720"/>
+      </w:pPr>
+      <w:r>
+        <w:t xml:space="preserve">    </w:t>
+      </w:r>
+      <w:proofErr w:type="gramStart"/>
+      <w:r>
+        <w:t>status</w:t>
+      </w:r>
+      <w:proofErr w:type="gramEnd"/>
+      <w:r>
+        <w:t xml:space="preserve"> VARCHAR(30) NOT NULL,</w:t>
+      </w:r>
+    </w:p>
+    <w:p>
+      <w:pPr>
+        <w:pStyle w:val="NoSpacing"/>
+        <w:ind w:left="720"/>
+      </w:pPr>
+      <w:r>
+        <w:t xml:space="preserve">    </w:t>
+      </w:r>
+      <w:proofErr w:type="spellStart"/>
+      <w:proofErr w:type="gramStart"/>
+      <w:r>
+        <w:t>created_at</w:t>
+      </w:r>
+      <w:proofErr w:type="spellEnd"/>
+      <w:proofErr w:type="gramEnd"/>
+      <w:r>
+        <w:t xml:space="preserve"> TIMESTAMP NOT NULL</w:t>
+      </w:r>
+    </w:p>
+    <w:p>
+      <w:pPr>
+        <w:pStyle w:val="NoSpacing"/>
+        <w:ind w:left="720"/>
+      </w:pPr>
+      <w:r>
+        <w:t xml:space="preserve">        DEFAULT CURRENT_TIMESTAMP</w:t>
+      </w:r>
+    </w:p>
+    <w:p>
+      <w:pPr>
+        <w:pStyle w:val="NoSpacing"/>
+        <w:ind w:left="720"/>
+      </w:pPr>
+      <w:r>
+        <w:t>);</w:t>
+      </w:r>
+    </w:p>
+    <w:p>
+      <w:pPr>
+        <w:pStyle w:val="NoSpacing"/>
+        <w:numPr>
+          <w:ilvl w:val="0"/>
+          <w:numId w:val="7"/>
+        </w:numPr>
+      </w:pPr>
+      <w:r>
+        <w:t>Update the data</w:t>
+      </w:r>
+    </w:p>
+    <w:p>
+      <w:pPr>
+        <w:pStyle w:val="NoSpacing"/>
+        <w:ind w:left="720"/>
+      </w:pPr>
+      <w:proofErr w:type="spellStart"/>
+      <w:r>
+        <w:rPr>
+          <w:b/>
+        </w:rPr>
+        <w:t>Cmd</w:t>
+      </w:r>
+      <w:proofErr w:type="spellEnd"/>
+      <w:r>
+        <w:t>:</w:t>
+      </w:r>
+    </w:p>
+    <w:p>
+      <w:pPr>
+        <w:pStyle w:val="NoSpacing"/>
+        <w:ind w:left="720"/>
+      </w:pPr>
+      <w:r>
+        <w:t>INSERT INTO products</w:t>
+      </w:r>
+    </w:p>
+    <w:p>
+      <w:pPr>
+        <w:pStyle w:val="NoSpacing"/>
+        <w:ind w:left="720"/>
+      </w:pPr>
+      <w:r>
+        <w:t>(</w:t>
+      </w:r>
+      <w:proofErr w:type="gramStart"/>
+      <w:r>
+        <w:t>name</w:t>
+      </w:r>
+      <w:proofErr w:type="gramEnd"/>
+      <w:r>
+        <w:t>, price, description)</w:t>
+      </w:r>
+    </w:p>
+    <w:p>
+      <w:pPr>
+        <w:pStyle w:val="NoSpacing"/>
+        <w:ind w:left="720"/>
+      </w:pPr>
+      <w:r>
+        <w:t>VALUES</w:t>
+      </w:r>
+    </w:p>
+    <w:p>
+      <w:pPr>
+        <w:pStyle w:val="NoSpacing"/>
+        <w:ind w:left="720"/>
+      </w:pPr>
+      <w:r>
+        <w:t>('Laptop', 75000, 'High-performance developer laptop'),</w:t>
+      </w:r>
+    </w:p>
+    <w:p>
+      <w:pPr>
+        <w:pStyle w:val="NoSpacing"/>
+        <w:ind w:left="720"/>
+      </w:pPr>
+      <w:r>
+        <w:t>('Keyboard', 2500, 'Mechanical keyboard'),</w:t>
+      </w:r>
+    </w:p>
+    <w:p>
+      <w:pPr>
+        <w:pStyle w:val="NoSpacing"/>
+        <w:ind w:left="720"/>
+      </w:pPr>
+      <w:r>
+        <w:t>('Mouse', 1200, 'Wireless ergonomic mouse');</w:t>
+      </w:r>
+    </w:p>
+    <w:p>
+      <w:pPr>
+        <w:pStyle w:val="NoSpacing"/>
+        <w:numPr>
+          <w:ilvl w:val="0"/>
+          <w:numId w:val="7"/>
+        </w:numPr>
+      </w:pPr>
+      <w:r>
+        <w:t>SELECT * FROM products;</w:t>
+      </w:r>
+    </w:p>
+    <w:p>
+      <w:pPr>
+        <w:pStyle w:val="NoSpacing"/>
+        <w:numPr>
+          <w:ilvl w:val="0"/>
+          <w:numId w:val="7"/>
+        </w:numPr>
+      </w:pPr>
+      <w:r>
+        <w:t xml:space="preserve">Exit from </w:t>
+      </w:r>
+      <w:proofErr w:type="spellStart"/>
+      <w:r>
+        <w:t>psql</w:t>
+      </w:r>
+      <w:proofErr w:type="spellEnd"/>
+      <w:r>
+        <w:t xml:space="preserve"> - \q</w:t>
+      </w:r>
+    </w:p>
+    <w:p>
+      <w:pPr>
+        <w:pStyle w:val="NoSpacing"/>
+      </w:pPr>
+    </w:p>
+    <w:p>
+      <w:pPr>
+        <w:pStyle w:val="NoSpacing"/>
+      </w:pPr>
+      <w:r>
+        <w:t>Backend:</w:t>
+      </w:r>
+    </w:p>
+    <w:p>
+      <w:pPr>
+        <w:pStyle w:val="NoSpacing"/>
+        <w:numPr>
+          <w:ilvl w:val="0"/>
+          <w:numId w:val="5"/>
+        </w:numPr>
+      </w:pPr>
+      <w:r>
+        <w:t>Once Backend Deployment is completed, validate the backend pods</w:t>
+      </w:r>
+    </w:p>
+    <w:p>
+      <w:pPr>
+        <w:pStyle w:val="NoSpacing"/>
+        <w:ind w:left="720"/>
+      </w:pPr>
+      <w:proofErr w:type="spellStart"/>
+      <w:r>
+        <w:rPr>
+          <w:b/>
+        </w:rPr>
+        <w:t>Cmd</w:t>
+      </w:r>
+      <w:proofErr w:type="spellEnd"/>
+      <w:r>
+        <w:t xml:space="preserve"> - </w:t>
+      </w:r>
+      <w:proofErr w:type="spellStart"/>
+      <w:r>
+        <w:t>kubectl</w:t>
+      </w:r>
+      <w:proofErr w:type="spellEnd"/>
+      <w:r>
+        <w:t xml:space="preserve"> run curl-test -n </w:t>
+      </w:r>
+      <w:proofErr w:type="spellStart"/>
+      <w:r>
+        <w:t>shopsphere</w:t>
+      </w:r>
+      <w:proofErr w:type="spellEnd"/>
+      <w:r>
+        <w:t xml:space="preserve"> --image=</w:t>
+      </w:r>
+      <w:proofErr w:type="spellStart"/>
+      <w:r>
+        <w:t>curlimage</w:t>
+      </w:r>
+      <w:proofErr w:type="spellEnd"/>
+      <w:r>
+        <w:t>/curl --</w:t>
+      </w:r>
+      <w:proofErr w:type="spellStart"/>
+      <w:proofErr w:type="gramStart"/>
+      <w:r>
+        <w:t>rm</w:t>
+      </w:r>
+      <w:proofErr w:type="spellEnd"/>
+      <w:r>
+        <w:t xml:space="preserve">  -</w:t>
+      </w:r>
+      <w:proofErr w:type="gramEnd"/>
+      <w:r>
+        <w:t xml:space="preserve">it – </w:t>
+      </w:r>
+      <w:proofErr w:type="spellStart"/>
+      <w:r>
+        <w:t>sh</w:t>
+      </w:r>
+      <w:proofErr w:type="spellEnd"/>
+    </w:p>
+    <w:p>
+      <w:pPr>
+        <w:pStyle w:val="NoSpacing"/>
+        <w:numPr>
+          <w:ilvl w:val="0"/>
+          <w:numId w:val="5"/>
+        </w:numPr>
+      </w:pPr>
+      <w:r>
+        <w:t>Once you login curl to the backend service and validate the backend-services</w:t>
+      </w:r>
+    </w:p>
+    <w:p>
+      <w:pPr>
+        <w:pStyle w:val="NoSpacing"/>
+        <w:ind w:left="720"/>
+      </w:pPr>
+      <w:proofErr w:type="spellStart"/>
+      <w:proofErr w:type="gramStart"/>
+      <w:r>
+        <w:t>cmd</w:t>
+      </w:r>
+      <w:proofErr w:type="spellEnd"/>
+      <w:r>
+        <w:t>-</w:t>
+      </w:r>
+      <w:proofErr w:type="gramEnd"/>
+      <w:r>
+        <w:t xml:space="preserve"> curl </w:t>
+      </w:r>
+      <w:hyperlink r:id="rId5" w:history="1">
+        <w:r>
+          <w:rPr>
+            <w:rStyle w:val="Hyperlink"/>
+          </w:rPr>
+          <w:t>http://backend-service:8000/health</w:t>
+        </w:r>
+      </w:hyperlink>
+    </w:p>
+    <w:p>
+      <w:pPr>
+        <w:pStyle w:val="NoSpacing"/>
+        <w:numPr>
+          <w:ilvl w:val="0"/>
+          <w:numId w:val="5"/>
+        </w:numPr>
+      </w:pPr>
+      <w:r>
+        <w:t xml:space="preserve">curl </w:t>
+      </w:r>
+      <w:hyperlink r:id="rId6" w:history="1">
+        <w:r>
+          <w:rPr>
+            <w:rStyle w:val="Hyperlink"/>
+          </w:rPr>
+          <w:t>http://backend-service:8000/api/products</w:t>
+        </w:r>
+      </w:hyperlink>
+    </w:p>
+    <w:p>
+      <w:pPr>
+        <w:pStyle w:val="NoSpacing"/>
+        <w:numPr>
+          <w:ilvl w:val="0"/>
+          <w:numId w:val="5"/>
+        </w:numPr>
+      </w:pPr>
+      <w:r>
+        <w:t>Verify orders</w:t>
+      </w:r>
+    </w:p>
+    <w:p>
+      <w:pPr>
+        <w:pStyle w:val="NoSpacing"/>
+        <w:ind w:left="720"/>
+      </w:pPr>
+      <w:proofErr w:type="spellStart"/>
+      <w:r>
+        <w:rPr>
+          <w:b/>
+        </w:rPr>
+        <w:t>Cmd</w:t>
+      </w:r>
+      <w:proofErr w:type="spellEnd"/>
+      <w:r>
+        <w:t xml:space="preserve"> - curl -X POST \</w:t>
+      </w:r>
+    </w:p>
+    <w:p>
+      <w:pPr>
+        <w:pStyle w:val="NoSpacing"/>
+        <w:ind w:left="720"/>
+      </w:pPr>
+      <w:r>
+        <w:t xml:space="preserve">  http://backend-service:8000/api/orders \</w:t>
+      </w:r>
+    </w:p>
+    <w:p>
+      <w:pPr>
+        <w:pStyle w:val="NoSpacing"/>
+        <w:ind w:left="720"/>
+      </w:pPr>
+      <w:r>
+        <w:t xml:space="preserve">  -H "Content-Type: application/</w:t>
+      </w:r>
+      <w:proofErr w:type="spellStart"/>
+      <w:r>
+        <w:t>json</w:t>
+      </w:r>
+      <w:proofErr w:type="spellEnd"/>
+      <w:r>
+        <w:t>" \</w:t>
+      </w:r>
+    </w:p>
+    <w:p>
+      <w:pPr>
+        <w:pStyle w:val="NoSpacing"/>
+        <w:ind w:left="720"/>
+      </w:pPr>
+      <w:r>
+        <w:t xml:space="preserve">  -d "{\"</w:t>
+      </w:r>
+      <w:proofErr w:type="spellStart"/>
+      <w:r>
+        <w:t>product_id</w:t>
+      </w:r>
+      <w:proofErr w:type="spellEnd"/>
+      <w:r>
+        <w:t>\":1</w:t>
+      </w:r>
+      <w:proofErr w:type="gramStart"/>
+      <w:r>
+        <w:t>,\</w:t>
+      </w:r>
+      <w:proofErr w:type="gramEnd"/>
+      <w:r>
+        <w:t>"quantity\":2}"</w:t>
+      </w:r>
+    </w:p>
+    <w:p>
+      <w:pPr>
+        <w:pStyle w:val="NoSpacing"/>
+        <w:numPr>
+          <w:ilvl w:val="0"/>
+          <w:numId w:val="5"/>
+        </w:numPr>
+      </w:pPr>
+      <w:r>
+        <w:t xml:space="preserve">Then curl and verify orders – curl </w:t>
+      </w:r>
+      <w:hyperlink r:id="rId7" w:history="1">
+        <w:r>
+          <w:rPr>
+            <w:rStyle w:val="Hyperlink"/>
+          </w:rPr>
+          <w:t>http://backend-service:8000/api/orders</w:t>
+        </w:r>
+      </w:hyperlink>
+    </w:p>
+    <w:p>
+      <w:pPr>
+        <w:pStyle w:val="NoSpacing"/>
+      </w:pPr>
+    </w:p>
+    <w:p>
+      <w:pPr>
+        <w:pStyle w:val="NoSpacing"/>
+      </w:pPr>
+      <w:proofErr w:type="spellStart"/>
+      <w:r>
+        <w:rPr>
+          <w:b/>
+        </w:rPr>
+        <w:t>Redis</w:t>
+      </w:r>
+      <w:proofErr w:type="spellEnd"/>
+      <w:r>
+        <w:t>:</w:t>
+      </w:r>
+    </w:p>
+    <w:p>
+      <w:pPr>
+        <w:pStyle w:val="NoSpacing"/>
+        <w:numPr>
+          <w:ilvl w:val="0"/>
+          <w:numId w:val="6"/>
+        </w:numPr>
+      </w:pPr>
+      <w:r>
+        <w:t xml:space="preserve">Log in to </w:t>
+      </w:r>
+      <w:proofErr w:type="spellStart"/>
+      <w:r>
+        <w:t>redis</w:t>
+      </w:r>
+      <w:proofErr w:type="spellEnd"/>
+      <w:r>
+        <w:t xml:space="preserve"> pod and validate</w:t>
+      </w:r>
+    </w:p>
+    <w:p>
+      <w:pPr>
+        <w:pStyle w:val="NoSpacing"/>
+        <w:ind w:left="720"/>
+      </w:pPr>
+      <w:proofErr w:type="spellStart"/>
+      <w:r>
+        <w:t>Cmd</w:t>
+      </w:r>
+      <w:proofErr w:type="spellEnd"/>
+      <w:r>
+        <w:t xml:space="preserve"> - </w:t>
+      </w:r>
+      <w:proofErr w:type="spellStart"/>
+      <w:r>
+        <w:t>kubectl</w:t>
+      </w:r>
+      <w:proofErr w:type="spellEnd"/>
+      <w:r>
+        <w:t xml:space="preserve"> exec -it &lt;</w:t>
+      </w:r>
+      <w:proofErr w:type="spellStart"/>
+      <w:r>
+        <w:t>redis</w:t>
+      </w:r>
+      <w:proofErr w:type="spellEnd"/>
+      <w:r>
+        <w:t xml:space="preserve">-pod&gt; -n </w:t>
+      </w:r>
+      <w:proofErr w:type="spellStart"/>
+      <w:r>
+        <w:t>shopsphere</w:t>
+      </w:r>
+      <w:proofErr w:type="spellEnd"/>
+      <w:r>
+        <w:t xml:space="preserve"> –</w:t>
+      </w:r>
+      <w:proofErr w:type="spellStart"/>
+      <w:r>
+        <w:t>redis-cli</w:t>
+      </w:r>
+      <w:proofErr w:type="spellEnd"/>
+    </w:p>
+    <w:p>
+      <w:pPr>
+        <w:pStyle w:val="NoSpacing"/>
+        <w:numPr>
+          <w:ilvl w:val="0"/>
+          <w:numId w:val="6"/>
+        </w:numPr>
+      </w:pPr>
+      <w:r>
+        <w:t xml:space="preserve">KEYS*. </w:t>
+      </w:r>
+    </w:p>
+    <w:p>
+      <w:pPr>
+        <w:pStyle w:val="NoSpacing"/>
+        <w:ind w:left="720"/>
+      </w:pPr>
+    </w:p>
+    <w:p>
+      <w:pPr>
+        <w:pStyle w:val="NoSpacing"/>
+        <w:ind w:left="720"/>
+      </w:pPr>
+    </w:p>
+    <w:p>
+      <w:pPr>
+        <w:pStyle w:val="NoSpacing"/>
+        <w:rPr>
+          <w:b/>
+        </w:rPr>
+      </w:pPr>
+      <w:r>
+        <w:rPr>
+          <w:b/>
+        </w:rPr>
+        <w:t>Import Ingress:</w:t>
+      </w:r>
+    </w:p>
+    <w:p>
+      <w:pPr>
+        <w:pStyle w:val="NoSpacing"/>
+        <w:numPr>
+          <w:ilvl w:val="0"/>
+          <w:numId w:val="8"/>
+        </w:numPr>
+      </w:pPr>
+      <w:proofErr w:type="spellStart"/>
+      <w:r>
+        <w:t>kubectl</w:t>
+      </w:r>
+      <w:proofErr w:type="spellEnd"/>
+      <w:r>
+        <w:t xml:space="preserve"> apply -f </w:t>
+      </w:r>
+      <w:hyperlink r:id="rId8" w:history="1">
+        <w:r>
+          <w:rPr>
+            <w:rStyle w:val="Hyperlink"/>
+          </w:rPr>
+          <w:t>https://raw.githubusercontent.com/kubernetes/ingress-nginx/controller-v1.15.1/deploy/static/provider/kind/deploy.yaml</w:t>
+        </w:r>
+      </w:hyperlink>
+    </w:p>
+    <w:p>
+      <w:pPr>
+        <w:pStyle w:val="NoSpacing"/>
+        <w:numPr>
+          <w:ilvl w:val="0"/>
+          <w:numId w:val="8"/>
+        </w:numPr>
+      </w:pPr>
+      <w:proofErr w:type="spellStart"/>
+      <w:r>
+        <w:t>kubectl</w:t>
+      </w:r>
+      <w:proofErr w:type="spellEnd"/>
+      <w:r>
+        <w:t xml:space="preserve"> port-forward service/ingress-</w:t>
+      </w:r>
+      <w:proofErr w:type="spellStart"/>
+      <w:r>
+        <w:t>nginx</w:t>
+      </w:r>
+      <w:proofErr w:type="spellEnd"/>
+      <w:r>
+        <w:t>-controller -n ingress-</w:t>
+      </w:r>
+      <w:proofErr w:type="spellStart"/>
+      <w:r>
+        <w:t>nginx</w:t>
+      </w:r>
+      <w:proofErr w:type="spellEnd"/>
+      <w:r>
+        <w:t xml:space="preserve"> 80:80</w:t>
+      </w:r>
+    </w:p>
+    <w:p>
+      <w:pPr>
+        <w:pStyle w:val="NoSpacing"/>
+        <w:numPr>
+          <w:ilvl w:val="0"/>
+          <w:numId w:val="8"/>
+        </w:numPr>
+      </w:pPr>
+      <w:r>
+        <w:t>check the pods in ingress-</w:t>
+      </w:r>
+      <w:proofErr w:type="spellStart"/>
+      <w:r>
+        <w:t>nginx</w:t>
+      </w:r>
+      <w:proofErr w:type="spellEnd"/>
+      <w:r>
+        <w:t xml:space="preserve"> namespace till they get ready state</w:t>
+      </w:r>
+    </w:p>
+    <w:p>
+      <w:pPr>
+        <w:pStyle w:val="NoSpacing"/>
+      </w:pPr>
+    </w:p>
+    <w:p>
+      <w:pPr>
+        <w:pStyle w:val="NoSpacing"/>
+      </w:pPr>
+      <w:r>
+        <w:rPr>
+          <w:b/>
+        </w:rPr>
+        <w:t>Port forward</w:t>
+      </w:r>
+      <w:r>
+        <w:t xml:space="preserve"> - </w:t>
+      </w:r>
+      <w:proofErr w:type="spellStart"/>
+      <w:r>
+        <w:t>kubectl</w:t>
+      </w:r>
+      <w:proofErr w:type="spellEnd"/>
+      <w:r>
+        <w:t xml:space="preserve"> port-forward service/ingress-</w:t>
+      </w:r>
+      <w:proofErr w:type="spellStart"/>
+      <w:r>
+        <w:t>nginx</w:t>
+      </w:r>
+      <w:proofErr w:type="spellEnd"/>
+      <w:r>
+        <w:t>-controller -n ingress-</w:t>
+      </w:r>
+      <w:proofErr w:type="spellStart"/>
+      <w:r>
+        <w:t>nginx</w:t>
+      </w:r>
+      <w:proofErr w:type="spellEnd"/>
+      <w:r>
+        <w:t xml:space="preserve"> 80:80</w:t>
+      </w:r>
+    </w:p>
+    <w:p>
+      <w:pPr>
+        <w:pStyle w:val="NoSpacing"/>
+      </w:pPr>
+    </w:p>
+    <w:p>
+      <w:pPr>
+        <w:pStyle w:val="NoSpacing"/>
+      </w:pPr>
+    </w:p>
+    <w:p>
+      <w:pPr>
+        <w:pStyle w:val="NoSpacing"/>
+      </w:pPr>
+      <w:r>
+        <w:lastRenderedPageBreak/>
+        <w:t xml:space="preserve">Add the </w:t>
+      </w:r>
+      <w:proofErr w:type="gramStart"/>
+      <w:r>
+        <w:t>host file</w:t>
+      </w:r>
+      <w:proofErr w:type="gramEnd"/>
+      <w:r>
+        <w:t xml:space="preserve"> entry to access the application.</w:t>
+      </w:r>
+    </w:p>
+    <w:p>
+      <w:pPr>
+        <w:pStyle w:val="NoSpacing"/>
+      </w:pPr>
+      <w:r>
+        <w:t>As we don’t have cloud provider.</w:t>
+      </w:r>
+    </w:p>
+    <w:p>
+      <w:pPr>
+        <w:pStyle w:val="NoSpacing"/>
+      </w:pPr>
+    </w:p>
+    <w:p>
+      <w:pPr>
+        <w:pStyle w:val="NoSpacing"/>
+        <w:rPr>
+          <w:b/>
+        </w:rPr>
+      </w:pPr>
+      <w:r>
+        <w:rPr>
+          <w:b/>
+        </w:rPr>
+        <w:t>Run port-forward in detached mode:</w:t>
+      </w:r>
+    </w:p>
+    <w:p>
+      <w:pPr>
+        <w:pStyle w:val="NoSpacing"/>
+      </w:pPr>
+    </w:p>
+    <w:p>
+      <w:pPr>
+        <w:pStyle w:val="NoSpacing"/>
+      </w:pPr>
+      <w:r>
+        <w:rPr>
+          <w:b/>
+        </w:rPr>
+        <w:t>Linux</w:t>
+      </w:r>
+      <w:r>
+        <w:t xml:space="preserve"> - </w:t>
+      </w:r>
+      <w:proofErr w:type="spellStart"/>
+      <w:r>
+        <w:t>kubectl</w:t>
+      </w:r>
+      <w:proofErr w:type="spellEnd"/>
+      <w:r>
+        <w:t xml:space="preserve"> port-forward service/ingress-</w:t>
+      </w:r>
+      <w:proofErr w:type="spellStart"/>
+      <w:r>
+        <w:t>nginx</w:t>
+      </w:r>
+      <w:proofErr w:type="spellEnd"/>
+      <w:r>
+        <w:t>-controller -n ingress-</w:t>
+      </w:r>
+      <w:proofErr w:type="spellStart"/>
+      <w:r>
+        <w:t>nginx</w:t>
+      </w:r>
+      <w:proofErr w:type="spellEnd"/>
+      <w:r>
+        <w:t xml:space="preserve"> 80:80 &gt; /dev/null 2&gt;&amp;1 &amp;^C</w:t>
+      </w:r>
+    </w:p>
+    <w:p>
+      <w:pPr>
+        <w:pStyle w:val="NoSpacing"/>
+      </w:pPr>
+    </w:p>
+    <w:p>
+      <w:pPr>
+        <w:pStyle w:val="NoSpacing"/>
+      </w:pPr>
+      <w:r>
+        <w:rPr>
+          <w:b/>
+        </w:rPr>
+        <w:t>Windows PS</w:t>
+      </w:r>
+      <w:r>
+        <w:t xml:space="preserve"> - </w:t>
+      </w:r>
+      <w:r>
+        <w:t>Start-Job -</w:t>
+      </w:r>
+      <w:proofErr w:type="spellStart"/>
+      <w:r>
+        <w:t>ScriptBlock</w:t>
+      </w:r>
+      <w:proofErr w:type="spellEnd"/>
+      <w:r>
+        <w:t xml:space="preserve"> </w:t>
+      </w:r>
+      <w:proofErr w:type="gramStart"/>
+      <w:r>
+        <w:t xml:space="preserve">{ </w:t>
+      </w:r>
+      <w:proofErr w:type="spellStart"/>
+      <w:r>
+        <w:t>kubectl</w:t>
+      </w:r>
+      <w:proofErr w:type="spellEnd"/>
+      <w:proofErr w:type="gramEnd"/>
+      <w:r>
+        <w:t xml:space="preserve"> port-forward service/ingress-</w:t>
+      </w:r>
+      <w:proofErr w:type="spellStart"/>
+      <w:r>
+        <w:t>nginx</w:t>
+      </w:r>
+      <w:proofErr w:type="spellEnd"/>
+      <w:r>
+        <w:t>-controller -n ingress-</w:t>
+      </w:r>
+      <w:proofErr w:type="spellStart"/>
+      <w:r>
+        <w:t>nginx</w:t>
+      </w:r>
+      <w:proofErr w:type="spellEnd"/>
+      <w:r>
+        <w:t xml:space="preserve"> 80:80 }</w:t>
+      </w:r>
+    </w:p>
+    <w:p>
+      <w:pPr>
+        <w:pStyle w:val="NoSpacing"/>
+      </w:pPr>
+    </w:p>
+    <w:p>
+      <w:pPr>
+        <w:pStyle w:val="NoSpacing"/>
+        <w:rPr>
+          <w:b/>
+        </w:rPr>
+      </w:pPr>
+      <w:r>
+        <w:rPr>
+          <w:b/>
+        </w:rPr>
+        <w:t>Stop port-forward:</w:t>
+      </w:r>
+    </w:p>
+    <w:p>
+      <w:pPr>
+        <w:pStyle w:val="NoSpacing"/>
+      </w:pPr>
+    </w:p>
+    <w:p>
+      <w:pPr>
+        <w:pStyle w:val="NoSpacing"/>
+      </w:pPr>
+      <w:r>
+        <w:rPr>
+          <w:b/>
+        </w:rPr>
+        <w:t>Linux</w:t>
+      </w:r>
+      <w:r>
+        <w:t xml:space="preserve"> - </w:t>
+      </w:r>
+      <w:proofErr w:type="spellStart"/>
+      <w:r>
+        <w:t>pkill</w:t>
+      </w:r>
+      <w:proofErr w:type="spellEnd"/>
+      <w:r>
+        <w:t xml:space="preserve"> -f "ingress-</w:t>
+      </w:r>
+      <w:proofErr w:type="spellStart"/>
+      <w:r>
+        <w:t>nginx</w:t>
+      </w:r>
+      <w:proofErr w:type="spellEnd"/>
+      <w:r>
+        <w:t>-controller"</w:t>
+      </w:r>
+    </w:p>
+    <w:p>
+      <w:pPr>
+        <w:pStyle w:val="NoSpacing"/>
+      </w:pPr>
+      <w:r>
+        <w:rPr>
+          <w:b/>
+        </w:rPr>
+        <w:t>Windows</w:t>
+      </w:r>
+      <w:r>
+        <w:t xml:space="preserve"> - </w:t>
+      </w:r>
+      <w:r>
+        <w:t>Stop-Process -Name "</w:t>
+      </w:r>
+      <w:proofErr w:type="spellStart"/>
+      <w:r>
+        <w:t>kubectl</w:t>
+      </w:r>
+      <w:proofErr w:type="spellEnd"/>
+      <w:r>
+        <w:t>" -Force</w:t>
+      </w:r>
     </w:p>
     <w:p>
       <w:pPr>
@@ -132,9 +1865,9 @@
         </w:rPr>
         <w:drawing>
           <wp:inline distT="0" distB="0" distL="0" distR="0">
-            <wp:extent cx="2259330" cy="5842909"/>
-            <wp:effectExtent l="19050" t="0" r="7620" b="0"/>
-            <wp:docPr id="1" name="Picture 1"/>
+            <wp:extent cx="1511877" cy="2500128"/>
+            <wp:effectExtent l="19050" t="0" r="0" b="0"/>
+            <wp:docPr id="4" name="Picture 4"/>
             <wp:cNvGraphicFramePr>
               <a:graphicFrameLocks xmlns:a="http://schemas.openxmlformats.org/drawingml/2006/main" noChangeAspect="1"/>
             </wp:cNvGraphicFramePr>
@@ -142,13 +1875,13 @@
               <a:graphicData uri="http://schemas.openxmlformats.org/drawingml/2006/picture">
                 <pic:pic xmlns:pic="http://schemas.openxmlformats.org/drawingml/2006/picture">
                   <pic:nvPicPr>
-                    <pic:cNvPr id="0" name="Picture 1"/>
+                    <pic:cNvPr id="0" name="Picture 4"/>
                     <pic:cNvPicPr>
                       <a:picLocks noChangeAspect="1" noChangeArrowheads="1"/>
                     </pic:cNvPicPr>
                   </pic:nvPicPr>
                   <pic:blipFill>
-                    <a:blip r:embed="rId5"/>
+                    <a:blip r:embed="rId9"/>
                     <a:srcRect/>
                     <a:stretch>
                       <a:fillRect/>
@@ -157,7 +1890,7 @@
                   <pic:spPr bwMode="auto">
                     <a:xfrm>
                       <a:off x="0" y="0"/>
-                      <a:ext cx="2262036" cy="5849906"/>
+                      <a:ext cx="1511472" cy="2499457"/>
                     </a:xfrm>
                     <a:prstGeom prst="rect">
                       <a:avLst/>
@@ -190,6 +1923,629 @@
 <file path=word/numbering.xml><?xml version="1.0" encoding="utf-8"?>
 <w:numbering xmlns:ve="http://schemas.openxmlformats.org/markup-compatibility/2006" xmlns:o="urn:schemas-microsoft-com:office:office" xmlns:r="http://schemas.openxmlformats.org/officeDocument/2006/relationships" xmlns:m="http://schemas.openxmlformats.org/officeDocument/2006/math" xmlns:v="urn:schemas-microsoft-com:vml" xmlns:wp="http://schemas.openxmlformats.org/drawingml/2006/wordprocessingDrawing" xmlns:w10="urn:schemas-microsoft-com:office:word" xmlns:w="http://schemas.openxmlformats.org/wordprocessingml/2006/main" xmlns:wne="http://schemas.microsoft.com/office/word/2006/wordml">
   <w:abstractNum w:abstractNumId="0">
+    <w:nsid w:val="067A2BB5"/>
+    <w:multiLevelType w:val="hybridMultilevel"/>
+    <w:tmpl w:val="1FBA84F8"/>
+    <w:lvl w:ilvl="0" w:tplc="0409000F">
+      <w:start w:val="1"/>
+      <w:numFmt w:val="decimal"/>
+      <w:lvlText w:val="%1."/>
+      <w:lvlJc w:val="left"/>
+      <w:pPr>
+        <w:ind w:left="720" w:hanging="360"/>
+      </w:pPr>
+      <w:rPr>
+        <w:rFonts w:hint="default"/>
+      </w:rPr>
+    </w:lvl>
+    <w:lvl w:ilvl="1" w:tplc="04090019" w:tentative="1">
+      <w:start w:val="1"/>
+      <w:numFmt w:val="lowerLetter"/>
+      <w:lvlText w:val="%2."/>
+      <w:lvlJc w:val="left"/>
+      <w:pPr>
+        <w:ind w:left="1440" w:hanging="360"/>
+      </w:pPr>
+    </w:lvl>
+    <w:lvl w:ilvl="2" w:tplc="0409001B" w:tentative="1">
+      <w:start w:val="1"/>
+      <w:numFmt w:val="lowerRoman"/>
+      <w:lvlText w:val="%3."/>
+      <w:lvlJc w:val="right"/>
+      <w:pPr>
+        <w:ind w:left="2160" w:hanging="180"/>
+      </w:pPr>
+    </w:lvl>
+    <w:lvl w:ilvl="3" w:tplc="0409000F" w:tentative="1">
+      <w:start w:val="1"/>
+      <w:numFmt w:val="decimal"/>
+      <w:lvlText w:val="%4."/>
+      <w:lvlJc w:val="left"/>
+      <w:pPr>
+        <w:ind w:left="2880" w:hanging="360"/>
+      </w:pPr>
+    </w:lvl>
+    <w:lvl w:ilvl="4" w:tplc="04090019" w:tentative="1">
+      <w:start w:val="1"/>
+      <w:numFmt w:val="lowerLetter"/>
+      <w:lvlText w:val="%5."/>
+      <w:lvlJc w:val="left"/>
+      <w:pPr>
+        <w:ind w:left="3600" w:hanging="360"/>
+      </w:pPr>
+    </w:lvl>
+    <w:lvl w:ilvl="5" w:tplc="0409001B" w:tentative="1">
+      <w:start w:val="1"/>
+      <w:numFmt w:val="lowerRoman"/>
+      <w:lvlText w:val="%6."/>
+      <w:lvlJc w:val="right"/>
+      <w:pPr>
+        <w:ind w:left="4320" w:hanging="180"/>
+      </w:pPr>
+    </w:lvl>
+    <w:lvl w:ilvl="6" w:tplc="0409000F" w:tentative="1">
+      <w:start w:val="1"/>
+      <w:numFmt w:val="decimal"/>
+      <w:lvlText w:val="%7."/>
+      <w:lvlJc w:val="left"/>
+      <w:pPr>
+        <w:ind w:left="5040" w:hanging="360"/>
+      </w:pPr>
+    </w:lvl>
+    <w:lvl w:ilvl="7" w:tplc="04090019" w:tentative="1">
+      <w:start w:val="1"/>
+      <w:numFmt w:val="lowerLetter"/>
+      <w:lvlText w:val="%8."/>
+      <w:lvlJc w:val="left"/>
+      <w:pPr>
+        <w:ind w:left="5760" w:hanging="360"/>
+      </w:pPr>
+    </w:lvl>
+    <w:lvl w:ilvl="8" w:tplc="0409001B" w:tentative="1">
+      <w:start w:val="1"/>
+      <w:numFmt w:val="lowerRoman"/>
+      <w:lvlText w:val="%9."/>
+      <w:lvlJc w:val="right"/>
+      <w:pPr>
+        <w:ind w:left="6480" w:hanging="180"/>
+      </w:pPr>
+    </w:lvl>
+  </w:abstractNum>
+  <w:abstractNum w:abstractNumId="1">
+    <w:nsid w:val="132809DC"/>
+    <w:multiLevelType w:val="hybridMultilevel"/>
+    <w:tmpl w:val="24CE80A4"/>
+    <w:lvl w:ilvl="0" w:tplc="0409000F">
+      <w:start w:val="1"/>
+      <w:numFmt w:val="decimal"/>
+      <w:lvlText w:val="%1."/>
+      <w:lvlJc w:val="left"/>
+      <w:pPr>
+        <w:ind w:left="720" w:hanging="360"/>
+      </w:pPr>
+      <w:rPr>
+        <w:rFonts w:hint="default"/>
+      </w:rPr>
+    </w:lvl>
+    <w:lvl w:ilvl="1" w:tplc="04090019" w:tentative="1">
+      <w:start w:val="1"/>
+      <w:numFmt w:val="lowerLetter"/>
+      <w:lvlText w:val="%2."/>
+      <w:lvlJc w:val="left"/>
+      <w:pPr>
+        <w:ind w:left="1440" w:hanging="360"/>
+      </w:pPr>
+    </w:lvl>
+    <w:lvl w:ilvl="2" w:tplc="0409001B" w:tentative="1">
+      <w:start w:val="1"/>
+      <w:numFmt w:val="lowerRoman"/>
+      <w:lvlText w:val="%3."/>
+      <w:lvlJc w:val="right"/>
+      <w:pPr>
+        <w:ind w:left="2160" w:hanging="180"/>
+      </w:pPr>
+    </w:lvl>
+    <w:lvl w:ilvl="3" w:tplc="0409000F" w:tentative="1">
+      <w:start w:val="1"/>
+      <w:numFmt w:val="decimal"/>
+      <w:lvlText w:val="%4."/>
+      <w:lvlJc w:val="left"/>
+      <w:pPr>
+        <w:ind w:left="2880" w:hanging="360"/>
+      </w:pPr>
+    </w:lvl>
+    <w:lvl w:ilvl="4" w:tplc="04090019" w:tentative="1">
+      <w:start w:val="1"/>
+      <w:numFmt w:val="lowerLetter"/>
+      <w:lvlText w:val="%5."/>
+      <w:lvlJc w:val="left"/>
+      <w:pPr>
+        <w:ind w:left="3600" w:hanging="360"/>
+      </w:pPr>
+    </w:lvl>
+    <w:lvl w:ilvl="5" w:tplc="0409001B" w:tentative="1">
+      <w:start w:val="1"/>
+      <w:numFmt w:val="lowerRoman"/>
+      <w:lvlText w:val="%6."/>
+      <w:lvlJc w:val="right"/>
+      <w:pPr>
+        <w:ind w:left="4320" w:hanging="180"/>
+      </w:pPr>
+    </w:lvl>
+    <w:lvl w:ilvl="6" w:tplc="0409000F" w:tentative="1">
+      <w:start w:val="1"/>
+      <w:numFmt w:val="decimal"/>
+      <w:lvlText w:val="%7."/>
+      <w:lvlJc w:val="left"/>
+      <w:pPr>
+        <w:ind w:left="5040" w:hanging="360"/>
+      </w:pPr>
+    </w:lvl>
+    <w:lvl w:ilvl="7" w:tplc="04090019" w:tentative="1">
+      <w:start w:val="1"/>
+      <w:numFmt w:val="lowerLetter"/>
+      <w:lvlText w:val="%8."/>
+      <w:lvlJc w:val="left"/>
+      <w:pPr>
+        <w:ind w:left="5760" w:hanging="360"/>
+      </w:pPr>
+    </w:lvl>
+    <w:lvl w:ilvl="8" w:tplc="0409001B" w:tentative="1">
+      <w:start w:val="1"/>
+      <w:numFmt w:val="lowerRoman"/>
+      <w:lvlText w:val="%9."/>
+      <w:lvlJc w:val="right"/>
+      <w:pPr>
+        <w:ind w:left="6480" w:hanging="180"/>
+      </w:pPr>
+    </w:lvl>
+  </w:abstractNum>
+  <w:abstractNum w:abstractNumId="2">
+    <w:nsid w:val="23BC1F82"/>
+    <w:multiLevelType w:val="hybridMultilevel"/>
+    <w:tmpl w:val="A7C47842"/>
+    <w:lvl w:ilvl="0" w:tplc="0409000F">
+      <w:start w:val="1"/>
+      <w:numFmt w:val="decimal"/>
+      <w:lvlText w:val="%1."/>
+      <w:lvlJc w:val="left"/>
+      <w:pPr>
+        <w:ind w:left="720" w:hanging="360"/>
+      </w:pPr>
+      <w:rPr>
+        <w:rFonts w:hint="default"/>
+      </w:rPr>
+    </w:lvl>
+    <w:lvl w:ilvl="1" w:tplc="04090019" w:tentative="1">
+      <w:start w:val="1"/>
+      <w:numFmt w:val="lowerLetter"/>
+      <w:lvlText w:val="%2."/>
+      <w:lvlJc w:val="left"/>
+      <w:pPr>
+        <w:ind w:left="1440" w:hanging="360"/>
+      </w:pPr>
+    </w:lvl>
+    <w:lvl w:ilvl="2" w:tplc="0409001B" w:tentative="1">
+      <w:start w:val="1"/>
+      <w:numFmt w:val="lowerRoman"/>
+      <w:lvlText w:val="%3."/>
+      <w:lvlJc w:val="right"/>
+      <w:pPr>
+        <w:ind w:left="2160" w:hanging="180"/>
+      </w:pPr>
+    </w:lvl>
+    <w:lvl w:ilvl="3" w:tplc="0409000F" w:tentative="1">
+      <w:start w:val="1"/>
+      <w:numFmt w:val="decimal"/>
+      <w:lvlText w:val="%4."/>
+      <w:lvlJc w:val="left"/>
+      <w:pPr>
+        <w:ind w:left="2880" w:hanging="360"/>
+      </w:pPr>
+    </w:lvl>
+    <w:lvl w:ilvl="4" w:tplc="04090019" w:tentative="1">
+      <w:start w:val="1"/>
+      <w:numFmt w:val="lowerLetter"/>
+      <w:lvlText w:val="%5."/>
+      <w:lvlJc w:val="left"/>
+      <w:pPr>
+        <w:ind w:left="3600" w:hanging="360"/>
+      </w:pPr>
+    </w:lvl>
+    <w:lvl w:ilvl="5" w:tplc="0409001B" w:tentative="1">
+      <w:start w:val="1"/>
+      <w:numFmt w:val="lowerRoman"/>
+      <w:lvlText w:val="%6."/>
+      <w:lvlJc w:val="right"/>
+      <w:pPr>
+        <w:ind w:left="4320" w:hanging="180"/>
+      </w:pPr>
+    </w:lvl>
+    <w:lvl w:ilvl="6" w:tplc="0409000F" w:tentative="1">
+      <w:start w:val="1"/>
+      <w:numFmt w:val="decimal"/>
+      <w:lvlText w:val="%7."/>
+      <w:lvlJc w:val="left"/>
+      <w:pPr>
+        <w:ind w:left="5040" w:hanging="360"/>
+      </w:pPr>
+    </w:lvl>
+    <w:lvl w:ilvl="7" w:tplc="04090019" w:tentative="1">
+      <w:start w:val="1"/>
+      <w:numFmt w:val="lowerLetter"/>
+      <w:lvlText w:val="%8."/>
+      <w:lvlJc w:val="left"/>
+      <w:pPr>
+        <w:ind w:left="5760" w:hanging="360"/>
+      </w:pPr>
+    </w:lvl>
+    <w:lvl w:ilvl="8" w:tplc="0409001B" w:tentative="1">
+      <w:start w:val="1"/>
+      <w:numFmt w:val="lowerRoman"/>
+      <w:lvlText w:val="%9."/>
+      <w:lvlJc w:val="right"/>
+      <w:pPr>
+        <w:ind w:left="6480" w:hanging="180"/>
+      </w:pPr>
+    </w:lvl>
+  </w:abstractNum>
+  <w:abstractNum w:abstractNumId="3">
+    <w:nsid w:val="2F157D4C"/>
+    <w:multiLevelType w:val="hybridMultilevel"/>
+    <w:tmpl w:val="DE32C422"/>
+    <w:lvl w:ilvl="0" w:tplc="0409000F">
+      <w:start w:val="1"/>
+      <w:numFmt w:val="decimal"/>
+      <w:lvlText w:val="%1."/>
+      <w:lvlJc w:val="left"/>
+      <w:pPr>
+        <w:ind w:left="720" w:hanging="360"/>
+      </w:pPr>
+      <w:rPr>
+        <w:rFonts w:hint="default"/>
+      </w:rPr>
+    </w:lvl>
+    <w:lvl w:ilvl="1" w:tplc="04090019" w:tentative="1">
+      <w:start w:val="1"/>
+      <w:numFmt w:val="lowerLetter"/>
+      <w:lvlText w:val="%2."/>
+      <w:lvlJc w:val="left"/>
+      <w:pPr>
+        <w:ind w:left="1440" w:hanging="360"/>
+      </w:pPr>
+    </w:lvl>
+    <w:lvl w:ilvl="2" w:tplc="0409001B" w:tentative="1">
+      <w:start w:val="1"/>
+      <w:numFmt w:val="lowerRoman"/>
+      <w:lvlText w:val="%3."/>
+      <w:lvlJc w:val="right"/>
+      <w:pPr>
+        <w:ind w:left="2160" w:hanging="180"/>
+      </w:pPr>
+    </w:lvl>
+    <w:lvl w:ilvl="3" w:tplc="0409000F" w:tentative="1">
+      <w:start w:val="1"/>
+      <w:numFmt w:val="decimal"/>
+      <w:lvlText w:val="%4."/>
+      <w:lvlJc w:val="left"/>
+      <w:pPr>
+        <w:ind w:left="2880" w:hanging="360"/>
+      </w:pPr>
+    </w:lvl>
+    <w:lvl w:ilvl="4" w:tplc="04090019" w:tentative="1">
+      <w:start w:val="1"/>
+      <w:numFmt w:val="lowerLetter"/>
+      <w:lvlText w:val="%5."/>
+      <w:lvlJc w:val="left"/>
+      <w:pPr>
+        <w:ind w:left="3600" w:hanging="360"/>
+      </w:pPr>
+    </w:lvl>
+    <w:lvl w:ilvl="5" w:tplc="0409001B" w:tentative="1">
+      <w:start w:val="1"/>
+      <w:numFmt w:val="lowerRoman"/>
+      <w:lvlText w:val="%6."/>
+      <w:lvlJc w:val="right"/>
+      <w:pPr>
+        <w:ind w:left="4320" w:hanging="180"/>
+      </w:pPr>
+    </w:lvl>
+    <w:lvl w:ilvl="6" w:tplc="0409000F" w:tentative="1">
+      <w:start w:val="1"/>
+      <w:numFmt w:val="decimal"/>
+      <w:lvlText w:val="%7."/>
+      <w:lvlJc w:val="left"/>
+      <w:pPr>
+        <w:ind w:left="5040" w:hanging="360"/>
+      </w:pPr>
+    </w:lvl>
+    <w:lvl w:ilvl="7" w:tplc="04090019" w:tentative="1">
+      <w:start w:val="1"/>
+      <w:numFmt w:val="lowerLetter"/>
+      <w:lvlText w:val="%8."/>
+      <w:lvlJc w:val="left"/>
+      <w:pPr>
+        <w:ind w:left="5760" w:hanging="360"/>
+      </w:pPr>
+    </w:lvl>
+    <w:lvl w:ilvl="8" w:tplc="0409001B" w:tentative="1">
+      <w:start w:val="1"/>
+      <w:numFmt w:val="lowerRoman"/>
+      <w:lvlText w:val="%9."/>
+      <w:lvlJc w:val="right"/>
+      <w:pPr>
+        <w:ind w:left="6480" w:hanging="180"/>
+      </w:pPr>
+    </w:lvl>
+  </w:abstractNum>
+  <w:abstractNum w:abstractNumId="4">
+    <w:nsid w:val="2F436C3F"/>
+    <w:multiLevelType w:val="hybridMultilevel"/>
+    <w:tmpl w:val="D49E419A"/>
+    <w:lvl w:ilvl="0" w:tplc="0409000F">
+      <w:start w:val="1"/>
+      <w:numFmt w:val="decimal"/>
+      <w:lvlText w:val="%1."/>
+      <w:lvlJc w:val="left"/>
+      <w:pPr>
+        <w:ind w:left="720" w:hanging="360"/>
+      </w:pPr>
+      <w:rPr>
+        <w:rFonts w:hint="default"/>
+      </w:rPr>
+    </w:lvl>
+    <w:lvl w:ilvl="1" w:tplc="04090019" w:tentative="1">
+      <w:start w:val="1"/>
+      <w:numFmt w:val="lowerLetter"/>
+      <w:lvlText w:val="%2."/>
+      <w:lvlJc w:val="left"/>
+      <w:pPr>
+        <w:ind w:left="1440" w:hanging="360"/>
+      </w:pPr>
+    </w:lvl>
+    <w:lvl w:ilvl="2" w:tplc="0409001B" w:tentative="1">
+      <w:start w:val="1"/>
+      <w:numFmt w:val="lowerRoman"/>
+      <w:lvlText w:val="%3."/>
+      <w:lvlJc w:val="right"/>
+      <w:pPr>
+        <w:ind w:left="2160" w:hanging="180"/>
+      </w:pPr>
+    </w:lvl>
+    <w:lvl w:ilvl="3" w:tplc="0409000F" w:tentative="1">
+      <w:start w:val="1"/>
+      <w:numFmt w:val="decimal"/>
+      <w:lvlText w:val="%4."/>
+      <w:lvlJc w:val="left"/>
+      <w:pPr>
+        <w:ind w:left="2880" w:hanging="360"/>
+      </w:pPr>
+    </w:lvl>
+    <w:lvl w:ilvl="4" w:tplc="04090019" w:tentative="1">
+      <w:start w:val="1"/>
+      <w:numFmt w:val="lowerLetter"/>
+      <w:lvlText w:val="%5."/>
+      <w:lvlJc w:val="left"/>
+      <w:pPr>
+        <w:ind w:left="3600" w:hanging="360"/>
+      </w:pPr>
+    </w:lvl>
+    <w:lvl w:ilvl="5" w:tplc="0409001B" w:tentative="1">
+      <w:start w:val="1"/>
+      <w:numFmt w:val="lowerRoman"/>
+      <w:lvlText w:val="%6."/>
+      <w:lvlJc w:val="right"/>
+      <w:pPr>
+        <w:ind w:left="4320" w:hanging="180"/>
+      </w:pPr>
+    </w:lvl>
+    <w:lvl w:ilvl="6" w:tplc="0409000F" w:tentative="1">
+      <w:start w:val="1"/>
+      <w:numFmt w:val="decimal"/>
+      <w:lvlText w:val="%7."/>
+      <w:lvlJc w:val="left"/>
+      <w:pPr>
+        <w:ind w:left="5040" w:hanging="360"/>
+      </w:pPr>
+    </w:lvl>
+    <w:lvl w:ilvl="7" w:tplc="04090019" w:tentative="1">
+      <w:start w:val="1"/>
+      <w:numFmt w:val="lowerLetter"/>
+      <w:lvlText w:val="%8."/>
+      <w:lvlJc w:val="left"/>
+      <w:pPr>
+        <w:ind w:left="5760" w:hanging="360"/>
+      </w:pPr>
+    </w:lvl>
+    <w:lvl w:ilvl="8" w:tplc="0409001B" w:tentative="1">
+      <w:start w:val="1"/>
+      <w:numFmt w:val="lowerRoman"/>
+      <w:lvlText w:val="%9."/>
+      <w:lvlJc w:val="right"/>
+      <w:pPr>
+        <w:ind w:left="6480" w:hanging="180"/>
+      </w:pPr>
+    </w:lvl>
+  </w:abstractNum>
+  <w:abstractNum w:abstractNumId="5">
+    <w:nsid w:val="3B252802"/>
+    <w:multiLevelType w:val="hybridMultilevel"/>
+    <w:tmpl w:val="3670CD3E"/>
+    <w:lvl w:ilvl="0" w:tplc="0409000F">
+      <w:start w:val="1"/>
+      <w:numFmt w:val="decimal"/>
+      <w:lvlText w:val="%1."/>
+      <w:lvlJc w:val="left"/>
+      <w:pPr>
+        <w:ind w:left="720" w:hanging="360"/>
+      </w:pPr>
+      <w:rPr>
+        <w:rFonts w:hint="default"/>
+      </w:rPr>
+    </w:lvl>
+    <w:lvl w:ilvl="1" w:tplc="04090019" w:tentative="1">
+      <w:start w:val="1"/>
+      <w:numFmt w:val="lowerLetter"/>
+      <w:lvlText w:val="%2."/>
+      <w:lvlJc w:val="left"/>
+      <w:pPr>
+        <w:ind w:left="1440" w:hanging="360"/>
+      </w:pPr>
+    </w:lvl>
+    <w:lvl w:ilvl="2" w:tplc="0409001B" w:tentative="1">
+      <w:start w:val="1"/>
+      <w:numFmt w:val="lowerRoman"/>
+      <w:lvlText w:val="%3."/>
+      <w:lvlJc w:val="right"/>
+      <w:pPr>
+        <w:ind w:left="2160" w:hanging="180"/>
+      </w:pPr>
+    </w:lvl>
+    <w:lvl w:ilvl="3" w:tplc="0409000F" w:tentative="1">
+      <w:start w:val="1"/>
+      <w:numFmt w:val="decimal"/>
+      <w:lvlText w:val="%4."/>
+      <w:lvlJc w:val="left"/>
+      <w:pPr>
+        <w:ind w:left="2880" w:hanging="360"/>
+      </w:pPr>
+    </w:lvl>
+    <w:lvl w:ilvl="4" w:tplc="04090019" w:tentative="1">
+      <w:start w:val="1"/>
+      <w:numFmt w:val="lowerLetter"/>
+      <w:lvlText w:val="%5."/>
+      <w:lvlJc w:val="left"/>
+      <w:pPr>
+        <w:ind w:left="3600" w:hanging="360"/>
+      </w:pPr>
+    </w:lvl>
+    <w:lvl w:ilvl="5" w:tplc="0409001B" w:tentative="1">
+      <w:start w:val="1"/>
+      <w:numFmt w:val="lowerRoman"/>
+      <w:lvlText w:val="%6."/>
+      <w:lvlJc w:val="right"/>
+      <w:pPr>
+        <w:ind w:left="4320" w:hanging="180"/>
+      </w:pPr>
+    </w:lvl>
+    <w:lvl w:ilvl="6" w:tplc="0409000F" w:tentative="1">
+      <w:start w:val="1"/>
+      <w:numFmt w:val="decimal"/>
+      <w:lvlText w:val="%7."/>
+      <w:lvlJc w:val="left"/>
+      <w:pPr>
+        <w:ind w:left="5040" w:hanging="360"/>
+      </w:pPr>
+    </w:lvl>
+    <w:lvl w:ilvl="7" w:tplc="04090019" w:tentative="1">
+      <w:start w:val="1"/>
+      <w:numFmt w:val="lowerLetter"/>
+      <w:lvlText w:val="%8."/>
+      <w:lvlJc w:val="left"/>
+      <w:pPr>
+        <w:ind w:left="5760" w:hanging="360"/>
+      </w:pPr>
+    </w:lvl>
+    <w:lvl w:ilvl="8" w:tplc="0409001B" w:tentative="1">
+      <w:start w:val="1"/>
+      <w:numFmt w:val="lowerRoman"/>
+      <w:lvlText w:val="%9."/>
+      <w:lvlJc w:val="right"/>
+      <w:pPr>
+        <w:ind w:left="6480" w:hanging="180"/>
+      </w:pPr>
+    </w:lvl>
+  </w:abstractNum>
+  <w:abstractNum w:abstractNumId="6">
+    <w:nsid w:val="729040B4"/>
+    <w:multiLevelType w:val="hybridMultilevel"/>
+    <w:tmpl w:val="CA50E1AA"/>
+    <w:lvl w:ilvl="0" w:tplc="0409000F">
+      <w:start w:val="1"/>
+      <w:numFmt w:val="decimal"/>
+      <w:lvlText w:val="%1."/>
+      <w:lvlJc w:val="left"/>
+      <w:pPr>
+        <w:ind w:left="720" w:hanging="360"/>
+      </w:pPr>
+      <w:rPr>
+        <w:rFonts w:hint="default"/>
+      </w:rPr>
+    </w:lvl>
+    <w:lvl w:ilvl="1" w:tplc="04090019" w:tentative="1">
+      <w:start w:val="1"/>
+      <w:numFmt w:val="lowerLetter"/>
+      <w:lvlText w:val="%2."/>
+      <w:lvlJc w:val="left"/>
+      <w:pPr>
+        <w:ind w:left="1440" w:hanging="360"/>
+      </w:pPr>
+    </w:lvl>
+    <w:lvl w:ilvl="2" w:tplc="0409001B" w:tentative="1">
+      <w:start w:val="1"/>
+      <w:numFmt w:val="lowerRoman"/>
+      <w:lvlText w:val="%3."/>
+      <w:lvlJc w:val="right"/>
+      <w:pPr>
+        <w:ind w:left="2160" w:hanging="180"/>
+      </w:pPr>
+    </w:lvl>
+    <w:lvl w:ilvl="3" w:tplc="0409000F" w:tentative="1">
+      <w:start w:val="1"/>
+      <w:numFmt w:val="decimal"/>
+      <w:lvlText w:val="%4."/>
+      <w:lvlJc w:val="left"/>
+      <w:pPr>
+        <w:ind w:left="2880" w:hanging="360"/>
+      </w:pPr>
+    </w:lvl>
+    <w:lvl w:ilvl="4" w:tplc="04090019" w:tentative="1">
+      <w:start w:val="1"/>
+      <w:numFmt w:val="lowerLetter"/>
+      <w:lvlText w:val="%5."/>
+      <w:lvlJc w:val="left"/>
+      <w:pPr>
+        <w:ind w:left="3600" w:hanging="360"/>
+      </w:pPr>
+    </w:lvl>
+    <w:lvl w:ilvl="5" w:tplc="0409001B" w:tentative="1">
+      <w:start w:val="1"/>
+      <w:numFmt w:val="lowerRoman"/>
+      <w:lvlText w:val="%6."/>
+      <w:lvlJc w:val="right"/>
+      <w:pPr>
+        <w:ind w:left="4320" w:hanging="180"/>
+      </w:pPr>
+    </w:lvl>
+    <w:lvl w:ilvl="6" w:tplc="0409000F" w:tentative="1">
+      <w:start w:val="1"/>
+      <w:numFmt w:val="decimal"/>
+      <w:lvlText w:val="%7."/>
+      <w:lvlJc w:val="left"/>
+      <w:pPr>
+        <w:ind w:left="5040" w:hanging="360"/>
+      </w:pPr>
+    </w:lvl>
+    <w:lvl w:ilvl="7" w:tplc="04090019" w:tentative="1">
+      <w:start w:val="1"/>
+      <w:numFmt w:val="lowerLetter"/>
+      <w:lvlText w:val="%8."/>
+      <w:lvlJc w:val="left"/>
+      <w:pPr>
+        <w:ind w:left="5760" w:hanging="360"/>
+      </w:pPr>
+    </w:lvl>
+    <w:lvl w:ilvl="8" w:tplc="0409001B" w:tentative="1">
+      <w:start w:val="1"/>
+      <w:numFmt w:val="lowerRoman"/>
+      <w:lvlText w:val="%9."/>
+      <w:lvlJc w:val="right"/>
+      <w:pPr>
+        <w:ind w:left="6480" w:hanging="180"/>
+      </w:pPr>
+    </w:lvl>
+  </w:abstractNum>
+  <w:abstractNum w:abstractNumId="7">
     <w:nsid w:val="7C7B50FB"/>
     <w:multiLevelType w:val="hybridMultilevel"/>
     <w:tmpl w:val="5142A458"/>
@@ -279,7 +2635,28 @@
     </w:lvl>
   </w:abstractNum>
   <w:num w:numId="1">
+    <w:abstractNumId w:val="7"/>
+  </w:num>
+  <w:num w:numId="2">
+    <w:abstractNumId w:val="1"/>
+  </w:num>
+  <w:num w:numId="3">
+    <w:abstractNumId w:val="6"/>
+  </w:num>
+  <w:num w:numId="4">
+    <w:abstractNumId w:val="2"/>
+  </w:num>
+  <w:num w:numId="5">
     <w:abstractNumId w:val="0"/>
+  </w:num>
+  <w:num w:numId="6">
+    <w:abstractNumId w:val="5"/>
+  </w:num>
+  <w:num w:numId="7">
+    <w:abstractNumId w:val="4"/>
+  </w:num>
+  <w:num w:numId="8">
+    <w:abstractNumId w:val="3"/>
   </w:num>
 </w:numbering>
 </file>
@@ -443,6 +2820,7 @@
   <w:style w:type="paragraph" w:default="1" w:styleId="Normal">
     <w:name w:val="Normal"/>
     <w:qFormat/>
+    <w:rsid w:val="00B466EE"/>
   </w:style>
   <w:style w:type="character" w:default="1" w:styleId="DefaultParagraphFont">
     <w:name w:val="Default Paragraph Font"/>
@@ -509,6 +2887,17 @@
       <w:rFonts w:ascii="Tahoma" w:hAnsi="Tahoma" w:cs="Tahoma"/>
       <w:sz w:val="16"/>
       <w:szCs w:val="16"/>
+    </w:rPr>
+  </w:style>
+  <w:style w:type="character" w:styleId="Hyperlink">
+    <w:name w:val="Hyperlink"/>
+    <w:basedOn w:val="DefaultParagraphFont"/>
+    <w:uiPriority w:val="99"/>
+    <w:unhideWhenUsed/>
+    <w:rsid w:val="00B83A43"/>
+    <w:rPr>
+      <w:color w:val="0000FF" w:themeColor="hyperlink"/>
+      <w:u w:val="single"/>
     </w:rPr>
   </w:style>
 </w:styles>
